--- a/WilliamHolt_Curriculum.docx
+++ b/WilliamHolt_Curriculum.docx
@@ -143,12 +143,31 @@
       </w:r>
       <w:r>
         <w:rPr>
-          <w:rFonts w:ascii="Arial" w:cs="Arial" w:eastAsia="Arial" w:hAnsi="Arial"/>
-          <w:sz w:val="20"/>
-          <w:szCs w:val="20"/>
-          <w:rtl w:val="0"/>
-        </w:rPr>
-        <w:t xml:space="preserve">NumPy, Pandas, Power BI, Snowflake, MySQL, Spark, Athena, Git, Excel, Tidyverse</w:t>
+          <w:sz w:val="20"/>
+          <w:szCs w:val="20"/>
+          <w:rtl w:val="0"/>
+        </w:rPr>
+        <w:t xml:space="preserve">dbt</w:t>
+      </w:r>
+      <w:r>
+        <w:rPr>
+          <w:rFonts w:ascii="Arial" w:cs="Arial" w:eastAsia="Arial" w:hAnsi="Arial"/>
+          <w:b w:val="1"/>
+          <w:bCs w:val="1"/>
+          <w:sz w:val="20"/>
+          <w:szCs w:val="20"/>
+          <w:rtl w:val="0"/>
+        </w:rPr>
+        <w:t xml:space="preserve">, </w:t>
+      </w:r>
+      <w:r>
+        <w:rPr>
+          <w:rFonts w:ascii="Arial" w:cs="Arial" w:eastAsia="Arial" w:hAnsi="Arial"/>
+          <w:sz w:val="20"/>
+          <w:szCs w:val="20"/>
+          <w:rtl w:val="0"/>
+        </w:rPr>
+        <w:t xml:space="preserve">NumPy, Pandas, Power BI, Snowflake, MySQL, Athena, Git, Excel, Tidyverse</w:t>
       </w:r>
       <w:r>
         <w:rPr>
@@ -349,6 +368,11 @@
         </w:rPr>
         <w:t xml:space="preserve">Desarrollo y mantenimiento de scripts en Python mediante APIs y web scraping para extraer datos de plataformas de clientes, transformarlos al formato requerido y cargarlos tanto en la plataforma de la empresa como en bases de datos MySQL.</w:t>
       </w:r>
+      <w:r>
+        <w:rPr>
+          <w:rtl w:val="0"/>
+        </w:rPr>
+      </w:r>
     </w:p>
     <w:p>
       <w:pPr>
@@ -392,6 +416,11 @@
         </w:rPr>
         <w:t xml:space="preserve">Soporte al análisis ad hoc y a la generación de informes en Power BI mediante el mantenimiento de datos estructurados y limpios en MySQL.</w:t>
       </w:r>
+      <w:r>
+        <w:rPr>
+          <w:rtl w:val="0"/>
+        </w:rPr>
+      </w:r>
     </w:p>
     <w:p>
       <w:pPr>
@@ -460,6 +489,11 @@
         </w:rPr>
         <w:t xml:space="preserve">automatizados, incluyendo dashboards de ingresos diarios y semanales utilizados por el equipo de finanzas y los especialistas en rendimiento de campañas.</w:t>
       </w:r>
+      <w:r>
+        <w:rPr>
+          <w:rtl w:val="0"/>
+        </w:rPr>
+      </w:r>
     </w:p>
     <w:p>
       <w:pPr>
@@ -503,6 +537,11 @@
         </w:rPr>
         <w:t xml:space="preserve">Logro: Optimización de múltiples procesos ETL, reduciendo el tiempo de procesamiento en un 75% en uno de los pipelines y eliminando la dependencia de archivos CSV en otro, mejorando la fiabilidad y el mantenimiento del sistema.</w:t>
       </w:r>
+      <w:r>
+        <w:rPr>
+          <w:rtl w:val="0"/>
+        </w:rPr>
+      </w:r>
     </w:p>
     <w:p>
       <w:pPr>
@@ -609,6 +648,11 @@
         </w:rPr>
         <w:t xml:space="preserve">Descomisión de una base de datos Redshift heredada mediante la reescritura de pipelines en SQL, logrando una solución más rentable y mantenible.</w:t>
       </w:r>
+      <w:r>
+        <w:rPr>
+          <w:rtl w:val="0"/>
+        </w:rPr>
+      </w:r>
     </w:p>
     <w:p>
       <w:pPr>
@@ -658,6 +702,11 @@
         </w:rPr>
         <w:t xml:space="preserve">en la migración de dashboards de Qlik a Tableau, documentando la lógica existente para garantizar una transición coherente y eficiente.</w:t>
       </w:r>
+      <w:r>
+        <w:rPr>
+          <w:rtl w:val="0"/>
+        </w:rPr>
+      </w:r>
     </w:p>
     <w:p>
       <w:pPr>
@@ -701,6 +750,11 @@
         </w:rPr>
         <w:t xml:space="preserve">Análisis y migración de trabajos SAS que abarcaban decenas de scripts y miles de líneas de código, asegurando la continuidad y precisión durante todo el proceso.</w:t>
       </w:r>
+      <w:r>
+        <w:rPr>
+          <w:rtl w:val="0"/>
+        </w:rPr>
+      </w:r>
     </w:p>
     <w:p>
       <w:pPr>
@@ -744,6 +798,11 @@
         </w:rPr>
         <w:t xml:space="preserve">Comunicación clara de hallazgos técnicos complejos a audiencias tanto técnicas como no técnicas.</w:t>
       </w:r>
+      <w:r>
+        <w:rPr>
+          <w:rtl w:val="0"/>
+        </w:rPr>
+      </w:r>
     </w:p>
     <w:p>
       <w:pPr>
@@ -1081,6 +1140,11 @@
         </w:rPr>
         <w:t xml:space="preserve">Análisis de grandes conjuntos de datos médicos con R y Excel, abarcando limpieza de datos, visualización y análisis estadístico para identificar correlaciones.</w:t>
       </w:r>
+      <w:r>
+        <w:rPr>
+          <w:rtl w:val="0"/>
+        </w:rPr>
+      </w:r>
     </w:p>
     <w:p>
       <w:pPr>
@@ -1124,6 +1188,11 @@
         </w:rPr>
         <w:t xml:space="preserve">Presentación de resultados ante el profesorado en un documento de diseminación detallado con visualizaciones complejas y resultados estadísticos.</w:t>
       </w:r>
+      <w:r>
+        <w:rPr>
+          <w:rtl w:val="0"/>
+        </w:rPr>
+      </w:r>
     </w:p>
     <w:p>
       <w:pPr>
@@ -1153,8 +1222,15 @@
     </w:p>
     <w:p>
       <w:pPr>
-        <w:spacing w:after="40" w:before="40" w:lineRule="auto"/>
-        <w:rPr/>
+        <w:numPr>
+          <w:ilvl w:val="0"/>
+          <w:numId w:val="2"/>
+        </w:numPr>
+        <w:spacing w:after="0" w:afterAutospacing="0" w:before="40" w:lineRule="auto"/>
+        <w:ind w:left="720" w:hanging="360"/>
+        <w:rPr>
+          <w:u w:val="none"/>
+        </w:rPr>
       </w:pPr>
       <w:r>
         <w:rPr>
@@ -1169,6 +1245,26 @@
         <w:rPr>
           <w:rtl w:val="0"/>
         </w:rPr>
+        <w:t xml:space="preserve">          </w:t>
+      </w:r>
+    </w:p>
+    <w:p>
+      <w:pPr>
+        <w:numPr>
+          <w:ilvl w:val="0"/>
+          <w:numId w:val="2"/>
+        </w:numPr>
+        <w:spacing w:after="40" w:before="0" w:beforeAutospacing="0" w:lineRule="auto"/>
+        <w:ind w:left="720" w:hanging="360"/>
+        <w:rPr>
+          <w:u w:val="none"/>
+        </w:rPr>
+      </w:pPr>
+      <w:r>
+        <w:rPr>
+          <w:rtl w:val="0"/>
+        </w:rPr>
+        <w:t xml:space="preserve">dbt Analytics Engineering Certification</w:t>
       </w:r>
     </w:p>
     <w:sectPr>
@@ -1274,8 +1370,121 @@
       <w:rPr/>
     </w:lvl>
   </w:abstractNum>
+  <w:abstractNum w:abstractNumId="2">
+    <w:lvl w:ilvl="0">
+      <w:start w:val="1"/>
+      <w:numFmt w:val="bullet"/>
+      <w:lvlText w:val="●"/>
+      <w:lvlJc w:val="left"/>
+      <w:pPr>
+        <w:ind w:left="720" w:hanging="360"/>
+      </w:pPr>
+      <w:rPr>
+        <w:u w:val="none"/>
+      </w:rPr>
+    </w:lvl>
+    <w:lvl w:ilvl="1">
+      <w:start w:val="1"/>
+      <w:numFmt w:val="bullet"/>
+      <w:lvlText w:val="○"/>
+      <w:lvlJc w:val="left"/>
+      <w:pPr>
+        <w:ind w:left="1440" w:hanging="360"/>
+      </w:pPr>
+      <w:rPr>
+        <w:u w:val="none"/>
+      </w:rPr>
+    </w:lvl>
+    <w:lvl w:ilvl="2">
+      <w:start w:val="1"/>
+      <w:numFmt w:val="bullet"/>
+      <w:lvlText w:val="■"/>
+      <w:lvlJc w:val="left"/>
+      <w:pPr>
+        <w:ind w:left="2160" w:hanging="360"/>
+      </w:pPr>
+      <w:rPr>
+        <w:u w:val="none"/>
+      </w:rPr>
+    </w:lvl>
+    <w:lvl w:ilvl="3">
+      <w:start w:val="1"/>
+      <w:numFmt w:val="bullet"/>
+      <w:lvlText w:val="●"/>
+      <w:lvlJc w:val="left"/>
+      <w:pPr>
+        <w:ind w:left="2880" w:hanging="360"/>
+      </w:pPr>
+      <w:rPr>
+        <w:u w:val="none"/>
+      </w:rPr>
+    </w:lvl>
+    <w:lvl w:ilvl="4">
+      <w:start w:val="1"/>
+      <w:numFmt w:val="bullet"/>
+      <w:lvlText w:val="○"/>
+      <w:lvlJc w:val="left"/>
+      <w:pPr>
+        <w:ind w:left="3600" w:hanging="360"/>
+      </w:pPr>
+      <w:rPr>
+        <w:u w:val="none"/>
+      </w:rPr>
+    </w:lvl>
+    <w:lvl w:ilvl="5">
+      <w:start w:val="1"/>
+      <w:numFmt w:val="bullet"/>
+      <w:lvlText w:val="■"/>
+      <w:lvlJc w:val="left"/>
+      <w:pPr>
+        <w:ind w:left="4320" w:hanging="360"/>
+      </w:pPr>
+      <w:rPr>
+        <w:u w:val="none"/>
+      </w:rPr>
+    </w:lvl>
+    <w:lvl w:ilvl="6">
+      <w:start w:val="1"/>
+      <w:numFmt w:val="bullet"/>
+      <w:lvlText w:val="●"/>
+      <w:lvlJc w:val="left"/>
+      <w:pPr>
+        <w:ind w:left="5040" w:hanging="360"/>
+      </w:pPr>
+      <w:rPr>
+        <w:u w:val="none"/>
+      </w:rPr>
+    </w:lvl>
+    <w:lvl w:ilvl="7">
+      <w:start w:val="1"/>
+      <w:numFmt w:val="bullet"/>
+      <w:lvlText w:val="○"/>
+      <w:lvlJc w:val="left"/>
+      <w:pPr>
+        <w:ind w:left="5760" w:hanging="360"/>
+      </w:pPr>
+      <w:rPr>
+        <w:u w:val="none"/>
+      </w:rPr>
+    </w:lvl>
+    <w:lvl w:ilvl="8">
+      <w:start w:val="1"/>
+      <w:numFmt w:val="bullet"/>
+      <w:lvlText w:val="■"/>
+      <w:lvlJc w:val="left"/>
+      <w:pPr>
+        <w:ind w:left="6480" w:hanging="360"/>
+      </w:pPr>
+      <w:rPr>
+        <w:u w:val="none"/>
+      </w:rPr>
+    </w:lvl>
+  </w:abstractNum>
   <w:num w:numId="1">
     <w:abstractNumId w:val="1"/>
+  </w:num>
+  <w:num w:numId="2">
+    <w:abstractNumId w:val="2"/>
   </w:num>
 </w:numbering>
 </file>
@@ -1564,6 +1773,20 @@
       <w:shd w:fill="auto" w:val="clear"/>
       <w:vertAlign w:val="baseline"/>
     </w:rPr>
+  </w:style>
+  <w:style w:type="table" w:styleId="TableNormal" w:default="1">
+    <w:name w:val="TableNormal"/>
+    <w:tblPr>
+      <w:tblCellMar>
+        <w:top w:w="100.0" w:type="dxa"/>
+        <w:left w:w="100.0" w:type="dxa"/>
+        <w:bottom w:w="100.0" w:type="dxa"/>
+        <w:right w:w="100.0" w:type="dxa"/>
+      </w:tblCellMar>
+    </w:tblPr>
+  </w:style>
+  <w:style w:type="paragraph" w:styleId="Normal" w:default="1">
+    <w:name w:val="normal"/>
   </w:style>
   <w:style w:type="paragraph" w:styleId="Strong">
     <w:name w:val="Strong"/>

--- a/WilliamHolt_Curriculum.docx
+++ b/WilliamHolt_Curriculum.docx
@@ -209,13 +209,16 @@
     <w:p>
       <w:pPr>
         <w:spacing w:after="50" w:before="50" w:lineRule="auto"/>
-        <w:rPr/>
-      </w:pPr>
-      <w:r>
-        <w:rPr>
-          <w:rFonts w:ascii="Arial" w:cs="Arial" w:eastAsia="Arial" w:hAnsi="Arial"/>
+        <w:rPr>
           <w:b w:val="1"/>
           <w:bCs w:val="1"/>
+        </w:rPr>
+      </w:pPr>
+      <w:r>
+        <w:rPr>
+          <w:rFonts w:ascii="Arial" w:cs="Arial" w:eastAsia="Arial" w:hAnsi="Arial"/>
+          <w:b w:val="1"/>
+          <w:bCs w:val="1"/>
           <w:sz w:val="20"/>
           <w:szCs w:val="20"/>
           <w:rtl w:val="0"/>
@@ -224,7 +227,8 @@
       </w:r>
       <w:r>
         <w:rPr>
-          <w:rFonts w:ascii="Arial" w:cs="Arial" w:eastAsia="Arial" w:hAnsi="Arial"/>
+          <w:b w:val="1"/>
+          <w:bCs w:val="1"/>
           <w:sz w:val="20"/>
           <w:szCs w:val="20"/>
           <w:rtl w:val="0"/>
